--- a/METODOLOGIAS DE LA INVESTIGACION/S16/APE4.docx
+++ b/METODOLOGIAS DE LA INVESTIGACION/S16/APE4.docx
@@ -273,6 +273,15 @@
                 <w:szCs w:val="20"/>
               </w:rPr>
             </w:pPr>
+            <w:r>
+              <w:rPr>
+                <w:rFonts w:ascii="Arial" w:hAnsi="Arial" w:cs="Arial"/>
+                <w:bCs/>
+                <w:sz w:val="20"/>
+                <w:szCs w:val="20"/>
+              </w:rPr>
+              <w:t>GABRIEL ARIEL VELASCO MOLINA</w:t>
+            </w:r>
           </w:p>
         </w:tc>
       </w:tr>
@@ -1274,6 +1283,7 @@
             <w:r>
               <w:rPr>
                 <w:rFonts w:ascii="Arial" w:hAnsi="Arial" w:cs="Arial"/>
+                <w:noProof/>
                 <w:color w:val="AEAAAA" w:themeColor="background2" w:themeShade="BF"/>
                 <w:sz w:val="20"/>
                 <w:szCs w:val="20"/>
@@ -1414,7 +1424,7 @@
       </w:tblGrid>
       <w:tr>
         <w:trPr>
-          <w:trHeight w:val="578"/>
+          <w:trHeight w:val="558"/>
         </w:trPr>
         <w:tc>
           <w:tcPr>
@@ -1444,7 +1454,29 @@
                 <w:szCs w:val="14"/>
                 <w:lang w:val="es-EC"/>
               </w:rPr>
-              <w:t xml:space="preserve">Firma: </w:t>
+              <w:t>Nombre estudiante:</w:t>
+            </w:r>
+            <w:r>
+              <w:rPr>
+                <w:rFonts w:ascii="Arial" w:hAnsi="Arial" w:cs="Arial"/>
+                <w:bCs/>
+                <w:color w:val="7F7F7F" w:themeColor="text1" w:themeTint="80"/>
+                <w:sz w:val="14"/>
+                <w:szCs w:val="14"/>
+                <w:lang w:val="es-EC"/>
+              </w:rPr>
+              <w:t xml:space="preserve"> </w:t>
+            </w:r>
+            <w:r>
+              <w:rPr>
+                <w:rFonts w:ascii="Arial" w:hAnsi="Arial" w:cs="Arial"/>
+                <w:bCs/>
+                <w:color w:val="7F7F7F" w:themeColor="text1" w:themeTint="80"/>
+                <w:sz w:val="14"/>
+                <w:szCs w:val="14"/>
+                <w:lang w:val="es-EC"/>
+              </w:rPr>
+              <w:t>GABRIEL ARIEL VELASCO MOLINA</w:t>
             </w:r>
           </w:p>
         </w:tc>
@@ -1476,25 +1508,9 @@
                 <w:szCs w:val="14"/>
                 <w:lang w:val="es-EC"/>
               </w:rPr>
-              <w:t xml:space="preserve">Firma: </w:t>
-            </w:r>
-          </w:p>
-        </w:tc>
-      </w:tr>
-      <w:tr>
-        <w:trPr>
-          <w:trHeight w:val="558"/>
-        </w:trPr>
-        <w:tc>
-          <w:tcPr>
-            <w:tcW w:w="2943" w:type="dxa"/>
-            <w:vAlign w:val="center"/>
-          </w:tcPr>
-          <w:p>
-            <w:pPr>
-              <w:tabs>
-                <w:tab w:val="left" w:pos="2552"/>
-              </w:tabs>
+              <w:t>Nombre estudiante:</w:t>
+            </w:r>
+            <w:r>
               <w:rPr>
                 <w:rFonts w:ascii="Arial" w:hAnsi="Arial" w:cs="Arial"/>
                 <w:bCs/>
@@ -1503,49 +1519,7 @@
                 <w:szCs w:val="14"/>
                 <w:lang w:val="es-EC"/>
               </w:rPr>
-            </w:pPr>
-            <w:r>
-              <w:rPr>
-                <w:rFonts w:ascii="Arial" w:hAnsi="Arial" w:cs="Arial"/>
-                <w:bCs/>
-                <w:color w:val="7F7F7F" w:themeColor="text1" w:themeTint="80"/>
-                <w:sz w:val="14"/>
-                <w:szCs w:val="14"/>
-                <w:lang w:val="es-EC"/>
-              </w:rPr>
-              <w:t>Nombre estudiante:</w:t>
-            </w:r>
-          </w:p>
-        </w:tc>
-        <w:tc>
-          <w:tcPr>
-            <w:tcW w:w="2943" w:type="dxa"/>
-            <w:vAlign w:val="center"/>
-          </w:tcPr>
-          <w:p>
-            <w:pPr>
-              <w:tabs>
-                <w:tab w:val="left" w:pos="2552"/>
-              </w:tabs>
-              <w:rPr>
-                <w:rFonts w:ascii="Arial" w:hAnsi="Arial" w:cs="Arial"/>
-                <w:b/>
-                <w:color w:val="7F7F7F" w:themeColor="text1" w:themeTint="80"/>
-                <w:sz w:val="14"/>
-                <w:szCs w:val="14"/>
-                <w:lang w:val="es-EC"/>
-              </w:rPr>
-            </w:pPr>
-            <w:r>
-              <w:rPr>
-                <w:rFonts w:ascii="Arial" w:hAnsi="Arial" w:cs="Arial"/>
-                <w:bCs/>
-                <w:color w:val="7F7F7F" w:themeColor="text1" w:themeTint="80"/>
-                <w:sz w:val="14"/>
-                <w:szCs w:val="14"/>
-                <w:lang w:val="es-EC"/>
-              </w:rPr>
-              <w:t>Nombre estudiante:</w:t>
+              <w:t xml:space="preserve"> MINAYA GARCIA JEFFERSON CRISTOPHER</w:t>
             </w:r>
           </w:p>
         </w:tc>
@@ -4938,31 +4912,13 @@
                 <w:rFonts w:cs="Times New Roman"/>
               </w:rPr>
             </w:pPr>
-            <w:proofErr w:type="spellStart"/>
-            <w:r>
-              <w:rPr>
-                <w:rFonts w:cs="Times New Roman"/>
-                <w:sz w:val="16"/>
-              </w:rPr>
-              <w:t>Cantidad</w:t>
-            </w:r>
-            <w:proofErr w:type="spellEnd"/>
-            <w:r>
-              <w:rPr>
-                <w:rFonts w:cs="Times New Roman"/>
-                <w:sz w:val="16"/>
-              </w:rPr>
-              <w:t xml:space="preserve"> o </w:t>
-            </w:r>
-            <w:proofErr w:type="spellStart"/>
-            <w:r>
-              <w:rPr>
-                <w:rFonts w:cs="Times New Roman"/>
-                <w:sz w:val="16"/>
-              </w:rPr>
-              <w:t>condición</w:t>
-            </w:r>
-            <w:proofErr w:type="spellEnd"/>
+            <w:r>
+              <w:rPr>
+                <w:rFonts w:cs="Times New Roman"/>
+                <w:sz w:val="16"/>
+              </w:rPr>
+              <w:t>Cantidad o condición</w:t>
+            </w:r>
           </w:p>
         </w:tc>
       </w:tr>
@@ -4981,31 +4937,13 @@
                 <w:rFonts w:cs="Times New Roman"/>
               </w:rPr>
             </w:pPr>
-            <w:proofErr w:type="spellStart"/>
-            <w:r>
-              <w:rPr>
-                <w:rFonts w:cs="Times New Roman"/>
-                <w:sz w:val="16"/>
-              </w:rPr>
-              <w:t>Videojuegos</w:t>
-            </w:r>
-            <w:proofErr w:type="spellEnd"/>
-            <w:r>
-              <w:rPr>
-                <w:rFonts w:cs="Times New Roman"/>
-                <w:sz w:val="16"/>
-              </w:rPr>
-              <w:t xml:space="preserve"> o </w:t>
-            </w:r>
-            <w:proofErr w:type="spellStart"/>
-            <w:r>
-              <w:rPr>
-                <w:rFonts w:cs="Times New Roman"/>
-                <w:sz w:val="16"/>
-              </w:rPr>
-              <w:t>aplicaciones</w:t>
-            </w:r>
-            <w:proofErr w:type="spellEnd"/>
+            <w:r>
+              <w:rPr>
+                <w:rFonts w:cs="Times New Roman"/>
+                <w:sz w:val="16"/>
+              </w:rPr>
+              <w:t>Videojuegos o aplicaciones</w:t>
+            </w:r>
           </w:p>
         </w:tc>
         <w:tc>
@@ -5041,31 +4979,13 @@
                 <w:rFonts w:cs="Times New Roman"/>
               </w:rPr>
             </w:pPr>
-            <w:proofErr w:type="spellStart"/>
-            <w:r>
-              <w:rPr>
-                <w:rFonts w:cs="Times New Roman"/>
-                <w:sz w:val="16"/>
-              </w:rPr>
-              <w:t>Escenas</w:t>
-            </w:r>
-            <w:proofErr w:type="spellEnd"/>
-            <w:r>
-              <w:rPr>
-                <w:rFonts w:cs="Times New Roman"/>
-                <w:sz w:val="16"/>
-              </w:rPr>
-              <w:t xml:space="preserve"> por </w:t>
-            </w:r>
-            <w:proofErr w:type="spellStart"/>
-            <w:r>
-              <w:rPr>
-                <w:rFonts w:cs="Times New Roman"/>
-                <w:sz w:val="16"/>
-              </w:rPr>
-              <w:t>título</w:t>
-            </w:r>
-            <w:proofErr w:type="spellEnd"/>
+            <w:r>
+              <w:rPr>
+                <w:rFonts w:cs="Times New Roman"/>
+                <w:sz w:val="16"/>
+              </w:rPr>
+              <w:t>Escenas por título</w:t>
+            </w:r>
           </w:p>
         </w:tc>
         <w:tc>
@@ -5109,17 +5029,8 @@
                 <w:rFonts w:cs="Times New Roman"/>
                 <w:sz w:val="16"/>
               </w:rPr>
-              <w:t xml:space="preserve">Total de </w:t>
-            </w:r>
-            <w:proofErr w:type="spellStart"/>
-            <w:r>
-              <w:rPr>
-                <w:rFonts w:cs="Times New Roman"/>
-                <w:sz w:val="16"/>
-              </w:rPr>
-              <w:t>escenas</w:t>
-            </w:r>
-            <w:proofErr w:type="spellEnd"/>
+              <w:t>Total de escenas</w:t>
+            </w:r>
           </w:p>
         </w:tc>
         <w:tc>
@@ -5155,21 +5066,12 @@
                 <w:rFonts w:cs="Times New Roman"/>
               </w:rPr>
             </w:pPr>
-            <w:proofErr w:type="spellStart"/>
-            <w:r>
-              <w:rPr>
-                <w:rFonts w:cs="Times New Roman"/>
-                <w:sz w:val="16"/>
-              </w:rPr>
-              <w:t>Tratamientos</w:t>
-            </w:r>
-            <w:proofErr w:type="spellEnd"/>
-            <w:r>
-              <w:rPr>
-                <w:rFonts w:cs="Times New Roman"/>
-                <w:sz w:val="16"/>
-              </w:rPr>
-              <w:t xml:space="preserve"> base</w:t>
+            <w:r>
+              <w:rPr>
+                <w:rFonts w:cs="Times New Roman"/>
+                <w:sz w:val="16"/>
+              </w:rPr>
+              <w:t>Tratamientos base</w:t>
             </w:r>
           </w:p>
         </w:tc>
@@ -5209,31 +5111,13 @@
                 <w:rFonts w:cs="Times New Roman"/>
               </w:rPr>
             </w:pPr>
-            <w:proofErr w:type="spellStart"/>
-            <w:r>
-              <w:rPr>
-                <w:rFonts w:cs="Times New Roman"/>
-                <w:sz w:val="16"/>
-              </w:rPr>
-              <w:t>Repeticiones</w:t>
-            </w:r>
-            <w:proofErr w:type="spellEnd"/>
-            <w:r>
-              <w:rPr>
-                <w:rFonts w:cs="Times New Roman"/>
-                <w:sz w:val="16"/>
-              </w:rPr>
-              <w:t xml:space="preserve"> por </w:t>
-            </w:r>
-            <w:proofErr w:type="spellStart"/>
-            <w:r>
-              <w:rPr>
-                <w:rFonts w:cs="Times New Roman"/>
-                <w:sz w:val="16"/>
-              </w:rPr>
-              <w:t>tratamiento</w:t>
-            </w:r>
-            <w:proofErr w:type="spellEnd"/>
+            <w:r>
+              <w:rPr>
+                <w:rFonts w:cs="Times New Roman"/>
+                <w:sz w:val="16"/>
+              </w:rPr>
+              <w:t>Repeticiones por tratamiento</w:t>
+            </w:r>
           </w:p>
         </w:tc>
         <w:tc>
@@ -5269,21 +5153,12 @@
                 <w:rFonts w:cs="Times New Roman"/>
               </w:rPr>
             </w:pPr>
-            <w:proofErr w:type="spellStart"/>
-            <w:r>
-              <w:rPr>
-                <w:rFonts w:cs="Times New Roman"/>
-                <w:sz w:val="16"/>
-              </w:rPr>
-              <w:t>Registros</w:t>
-            </w:r>
-            <w:proofErr w:type="spellEnd"/>
-            <w:r>
-              <w:rPr>
-                <w:rFonts w:cs="Times New Roman"/>
-                <w:sz w:val="16"/>
-              </w:rPr>
-              <w:t xml:space="preserve"> base</w:t>
+            <w:r>
+              <w:rPr>
+                <w:rFonts w:cs="Times New Roman"/>
+                <w:sz w:val="16"/>
+              </w:rPr>
+              <w:t>Registros base</w:t>
             </w:r>
           </w:p>
         </w:tc>
@@ -5323,31 +5198,13 @@
                 <w:rFonts w:cs="Times New Roman"/>
               </w:rPr>
             </w:pPr>
-            <w:proofErr w:type="spellStart"/>
-            <w:r>
-              <w:rPr>
-                <w:rFonts w:cs="Times New Roman"/>
-                <w:sz w:val="16"/>
-              </w:rPr>
-              <w:t>Tratamiento</w:t>
-            </w:r>
-            <w:proofErr w:type="spellEnd"/>
-            <w:r>
-              <w:rPr>
-                <w:rFonts w:cs="Times New Roman"/>
-                <w:sz w:val="16"/>
-              </w:rPr>
-              <w:t xml:space="preserve"> </w:t>
-            </w:r>
-            <w:proofErr w:type="spellStart"/>
-            <w:r>
-              <w:rPr>
-                <w:rFonts w:cs="Times New Roman"/>
-                <w:sz w:val="16"/>
-              </w:rPr>
-              <w:t>opcional</w:t>
-            </w:r>
-            <w:proofErr w:type="spellEnd"/>
+            <w:r>
+              <w:rPr>
+                <w:rFonts w:cs="Times New Roman"/>
+                <w:sz w:val="16"/>
+              </w:rPr>
+              <w:t>Tratamiento opcional</w:t>
+            </w:r>
           </w:p>
         </w:tc>
         <w:tc>
@@ -5485,7 +5342,6 @@
                 <w:rFonts w:cs="Times New Roman"/>
               </w:rPr>
             </w:pPr>
-            <w:proofErr w:type="spellStart"/>
             <w:r>
               <w:rPr>
                 <w:rFonts w:cs="Times New Roman"/>
@@ -5493,7 +5349,6 @@
               </w:rPr>
               <w:t>Tratamiento</w:t>
             </w:r>
-            <w:proofErr w:type="spellEnd"/>
           </w:p>
         </w:tc>
         <w:tc>
@@ -5507,31 +5362,13 @@
                 <w:rFonts w:cs="Times New Roman"/>
               </w:rPr>
             </w:pPr>
-            <w:proofErr w:type="spellStart"/>
-            <w:r>
-              <w:rPr>
-                <w:rFonts w:cs="Times New Roman"/>
-                <w:sz w:val="16"/>
-              </w:rPr>
-              <w:t>Condición</w:t>
-            </w:r>
-            <w:proofErr w:type="spellEnd"/>
-            <w:r>
-              <w:rPr>
-                <w:rFonts w:cs="Times New Roman"/>
-                <w:sz w:val="16"/>
-              </w:rPr>
-              <w:t xml:space="preserve"> </w:t>
-            </w:r>
-            <w:proofErr w:type="spellStart"/>
-            <w:r>
-              <w:rPr>
-                <w:rFonts w:cs="Times New Roman"/>
-                <w:sz w:val="16"/>
-              </w:rPr>
-              <w:t>prevista</w:t>
-            </w:r>
-            <w:proofErr w:type="spellEnd"/>
+            <w:r>
+              <w:rPr>
+                <w:rFonts w:cs="Times New Roman"/>
+                <w:sz w:val="16"/>
+              </w:rPr>
+              <w:t>Condición prevista</w:t>
+            </w:r>
           </w:p>
         </w:tc>
       </w:tr>
@@ -5570,31 +5407,13 @@
                 <w:rFonts w:cs="Times New Roman"/>
               </w:rPr>
             </w:pPr>
-            <w:proofErr w:type="spellStart"/>
-            <w:r>
-              <w:rPr>
-                <w:rFonts w:cs="Times New Roman"/>
-                <w:sz w:val="16"/>
-              </w:rPr>
-              <w:t>Renderizado</w:t>
-            </w:r>
-            <w:proofErr w:type="spellEnd"/>
-            <w:r>
-              <w:rPr>
-                <w:rFonts w:cs="Times New Roman"/>
-                <w:sz w:val="16"/>
-              </w:rPr>
-              <w:t xml:space="preserve"> </w:t>
-            </w:r>
-            <w:proofErr w:type="spellStart"/>
-            <w:r>
-              <w:rPr>
-                <w:rFonts w:cs="Times New Roman"/>
-                <w:sz w:val="16"/>
-              </w:rPr>
-              <w:t>nativo</w:t>
-            </w:r>
-            <w:proofErr w:type="spellEnd"/>
+            <w:r>
+              <w:rPr>
+                <w:rFonts w:cs="Times New Roman"/>
+                <w:sz w:val="16"/>
+              </w:rPr>
+              <w:t>Renderizado nativo</w:t>
+            </w:r>
           </w:p>
         </w:tc>
         <w:tc>
@@ -5608,69 +5427,12 @@
                 <w:rFonts w:cs="Times New Roman"/>
               </w:rPr>
             </w:pPr>
-            <w:proofErr w:type="spellStart"/>
-            <w:r>
-              <w:rPr>
-                <w:rFonts w:cs="Times New Roman"/>
-                <w:sz w:val="16"/>
-              </w:rPr>
-              <w:t>Resolución</w:t>
-            </w:r>
-            <w:proofErr w:type="spellEnd"/>
-            <w:r>
-              <w:rPr>
-                <w:rFonts w:cs="Times New Roman"/>
-                <w:sz w:val="16"/>
-              </w:rPr>
-              <w:t xml:space="preserve"> al 100 %, sin Super Resolution </w:t>
-            </w:r>
-            <w:proofErr w:type="spellStart"/>
-            <w:r>
-              <w:rPr>
-                <w:rFonts w:cs="Times New Roman"/>
-                <w:sz w:val="16"/>
-              </w:rPr>
-              <w:t>ni</w:t>
-            </w:r>
-            <w:proofErr w:type="spellEnd"/>
-            <w:r>
-              <w:rPr>
-                <w:rFonts w:cs="Times New Roman"/>
-                <w:sz w:val="16"/>
-              </w:rPr>
-              <w:t xml:space="preserve"> </w:t>
-            </w:r>
-            <w:proofErr w:type="spellStart"/>
-            <w:r>
-              <w:rPr>
-                <w:rFonts w:cs="Times New Roman"/>
-                <w:sz w:val="16"/>
-              </w:rPr>
-              <w:t>generación</w:t>
-            </w:r>
-            <w:proofErr w:type="spellEnd"/>
-            <w:r>
-              <w:rPr>
-                <w:rFonts w:cs="Times New Roman"/>
-                <w:sz w:val="16"/>
-              </w:rPr>
-              <w:t xml:space="preserve"> de </w:t>
-            </w:r>
-            <w:proofErr w:type="spellStart"/>
-            <w:r>
-              <w:rPr>
-                <w:rFonts w:cs="Times New Roman"/>
-                <w:sz w:val="16"/>
-              </w:rPr>
-              <w:t>cuadros</w:t>
-            </w:r>
-            <w:proofErr w:type="spellEnd"/>
-            <w:r>
-              <w:rPr>
-                <w:rFonts w:cs="Times New Roman"/>
-                <w:sz w:val="16"/>
-              </w:rPr>
-              <w:t>.</w:t>
+            <w:r>
+              <w:rPr>
+                <w:rFonts w:cs="Times New Roman"/>
+                <w:sz w:val="16"/>
+              </w:rPr>
+              <w:t>Resolución al 100 %, sin Super Resolution ni generación de cuadros.</w:t>
             </w:r>
           </w:p>
         </w:tc>
@@ -5732,23 +5494,7 @@
                 <w:rFonts w:cs="Times New Roman"/>
                 <w:sz w:val="16"/>
               </w:rPr>
-              <w:t xml:space="preserve">Super Resolution en modo Calidad o </w:t>
-            </w:r>
-            <w:proofErr w:type="spellStart"/>
-            <w:r>
-              <w:rPr>
-                <w:rFonts w:cs="Times New Roman"/>
-                <w:sz w:val="16"/>
-              </w:rPr>
-              <w:t>equivalente</w:t>
-            </w:r>
-            <w:proofErr w:type="spellEnd"/>
-            <w:r>
-              <w:rPr>
-                <w:rFonts w:cs="Times New Roman"/>
-                <w:sz w:val="16"/>
-              </w:rPr>
-              <w:t>.</w:t>
+              <w:t>Super Resolution en modo Calidad o equivalente.</w:t>
             </w:r>
           </w:p>
         </w:tc>
@@ -5813,7 +5559,7 @@
                 <w:rFonts w:cs="Times New Roman"/>
                 <w:sz w:val="16"/>
               </w:rPr>
-              <w:t xml:space="preserve">Super Resolution y </w:t>
+              <w:t xml:space="preserve">Super Resolution y generación de cuadros convencional, con </w:t>
             </w:r>
             <w:proofErr w:type="spellStart"/>
             <w:r>
@@ -5821,7 +5567,7 @@
                 <w:rFonts w:cs="Times New Roman"/>
                 <w:sz w:val="16"/>
               </w:rPr>
-              <w:t>generación</w:t>
+              <w:t>Reflex</w:t>
             </w:r>
             <w:proofErr w:type="spellEnd"/>
             <w:r>
@@ -5829,71 +5575,7 @@
                 <w:rFonts w:cs="Times New Roman"/>
                 <w:sz w:val="16"/>
               </w:rPr>
-              <w:t xml:space="preserve"> de </w:t>
-            </w:r>
-            <w:proofErr w:type="spellStart"/>
-            <w:r>
-              <w:rPr>
-                <w:rFonts w:cs="Times New Roman"/>
-                <w:sz w:val="16"/>
-              </w:rPr>
-              <w:t>cuadros</w:t>
-            </w:r>
-            <w:proofErr w:type="spellEnd"/>
-            <w:r>
-              <w:rPr>
-                <w:rFonts w:cs="Times New Roman"/>
-                <w:sz w:val="16"/>
-              </w:rPr>
-              <w:t xml:space="preserve"> </w:t>
-            </w:r>
-            <w:proofErr w:type="spellStart"/>
-            <w:r>
-              <w:rPr>
-                <w:rFonts w:cs="Times New Roman"/>
-                <w:sz w:val="16"/>
-              </w:rPr>
-              <w:t>convencional</w:t>
-            </w:r>
-            <w:proofErr w:type="spellEnd"/>
-            <w:r>
-              <w:rPr>
-                <w:rFonts w:cs="Times New Roman"/>
-                <w:sz w:val="16"/>
-              </w:rPr>
-              <w:t xml:space="preserve">, con Reflex </w:t>
-            </w:r>
-            <w:proofErr w:type="spellStart"/>
-            <w:r>
-              <w:rPr>
-                <w:rFonts w:cs="Times New Roman"/>
-                <w:sz w:val="16"/>
-              </w:rPr>
-              <w:t>si</w:t>
-            </w:r>
-            <w:proofErr w:type="spellEnd"/>
-            <w:r>
-              <w:rPr>
-                <w:rFonts w:cs="Times New Roman"/>
-                <w:sz w:val="16"/>
-              </w:rPr>
-              <w:t xml:space="preserve"> </w:t>
-            </w:r>
-            <w:proofErr w:type="spellStart"/>
-            <w:r>
-              <w:rPr>
-                <w:rFonts w:cs="Times New Roman"/>
-                <w:sz w:val="16"/>
-              </w:rPr>
-              <w:t>estuviera</w:t>
-            </w:r>
-            <w:proofErr w:type="spellEnd"/>
-            <w:r>
-              <w:rPr>
-                <w:rFonts w:cs="Times New Roman"/>
-                <w:sz w:val="16"/>
-              </w:rPr>
-              <w:t xml:space="preserve"> disponible.</w:t>
+              <w:t xml:space="preserve"> si estuviera disponible.</w:t>
             </w:r>
           </w:p>
         </w:tc>
@@ -5955,87 +5637,7 @@
                 <w:rFonts w:cs="Times New Roman"/>
                 <w:sz w:val="16"/>
               </w:rPr>
-              <w:t xml:space="preserve">Super Resolution y </w:t>
-            </w:r>
-            <w:proofErr w:type="spellStart"/>
-            <w:r>
-              <w:rPr>
-                <w:rFonts w:cs="Times New Roman"/>
-                <w:sz w:val="16"/>
-              </w:rPr>
-              <w:t>generación</w:t>
-            </w:r>
-            <w:proofErr w:type="spellEnd"/>
-            <w:r>
-              <w:rPr>
-                <w:rFonts w:cs="Times New Roman"/>
-                <w:sz w:val="16"/>
-              </w:rPr>
-              <w:t xml:space="preserve"> de </w:t>
-            </w:r>
-            <w:proofErr w:type="spellStart"/>
-            <w:r>
-              <w:rPr>
-                <w:rFonts w:cs="Times New Roman"/>
-                <w:sz w:val="16"/>
-              </w:rPr>
-              <w:t>múltiples</w:t>
-            </w:r>
-            <w:proofErr w:type="spellEnd"/>
-            <w:r>
-              <w:rPr>
-                <w:rFonts w:cs="Times New Roman"/>
-                <w:sz w:val="16"/>
-              </w:rPr>
-              <w:t xml:space="preserve"> </w:t>
-            </w:r>
-            <w:proofErr w:type="spellStart"/>
-            <w:r>
-              <w:rPr>
-                <w:rFonts w:cs="Times New Roman"/>
-                <w:sz w:val="16"/>
-              </w:rPr>
-              <w:t>cuadros</w:t>
-            </w:r>
-            <w:proofErr w:type="spellEnd"/>
-            <w:r>
-              <w:rPr>
-                <w:rFonts w:cs="Times New Roman"/>
-                <w:sz w:val="16"/>
-              </w:rPr>
-              <w:t xml:space="preserve"> </w:t>
-            </w:r>
-            <w:proofErr w:type="spellStart"/>
-            <w:r>
-              <w:rPr>
-                <w:rFonts w:cs="Times New Roman"/>
-                <w:sz w:val="16"/>
-              </w:rPr>
-              <w:t>mediante</w:t>
-            </w:r>
-            <w:proofErr w:type="spellEnd"/>
-            <w:r>
-              <w:rPr>
-                <w:rFonts w:cs="Times New Roman"/>
-                <w:sz w:val="16"/>
-              </w:rPr>
-              <w:t xml:space="preserve"> </w:t>
-            </w:r>
-            <w:proofErr w:type="spellStart"/>
-            <w:r>
-              <w:rPr>
-                <w:rFonts w:cs="Times New Roman"/>
-                <w:sz w:val="16"/>
-              </w:rPr>
-              <w:t>inteligencia</w:t>
-            </w:r>
-            <w:proofErr w:type="spellEnd"/>
-            <w:r>
-              <w:rPr>
-                <w:rFonts w:cs="Times New Roman"/>
-                <w:sz w:val="16"/>
-              </w:rPr>
-              <w:t xml:space="preserve"> artificial.</w:t>
+              <w:t>Super Resolution y generación de múltiples cuadros mediante inteligencia artificial.</w:t>
             </w:r>
           </w:p>
         </w:tc>
@@ -6060,17 +5662,8 @@
                 <w:rFonts w:cs="Times New Roman"/>
                 <w:sz w:val="16"/>
               </w:rPr>
-              <w:t xml:space="preserve">T4 </w:t>
-            </w:r>
-            <w:proofErr w:type="spellStart"/>
-            <w:r>
-              <w:rPr>
-                <w:rFonts w:cs="Times New Roman"/>
-                <w:sz w:val="16"/>
-              </w:rPr>
-              <w:t>opcional</w:t>
-            </w:r>
-            <w:proofErr w:type="spellEnd"/>
+              <w:t>T4 opcional</w:t>
+            </w:r>
           </w:p>
         </w:tc>
         <w:tc>
@@ -6104,85 +5697,12 @@
                 <w:rFonts w:cs="Times New Roman"/>
               </w:rPr>
             </w:pPr>
-            <w:proofErr w:type="spellStart"/>
-            <w:r>
-              <w:rPr>
-                <w:rFonts w:cs="Times New Roman"/>
-                <w:sz w:val="16"/>
-              </w:rPr>
-              <w:t>Reconstrucción</w:t>
-            </w:r>
-            <w:proofErr w:type="spellEnd"/>
-            <w:r>
-              <w:rPr>
-                <w:rFonts w:cs="Times New Roman"/>
-                <w:sz w:val="16"/>
-              </w:rPr>
-              <w:t xml:space="preserve"> de </w:t>
-            </w:r>
-            <w:proofErr w:type="spellStart"/>
-            <w:r>
-              <w:rPr>
-                <w:rFonts w:cs="Times New Roman"/>
-                <w:sz w:val="16"/>
-              </w:rPr>
-              <w:t>rayos</w:t>
-            </w:r>
-            <w:proofErr w:type="spellEnd"/>
-            <w:r>
-              <w:rPr>
-                <w:rFonts w:cs="Times New Roman"/>
-                <w:sz w:val="16"/>
-              </w:rPr>
-              <w:t xml:space="preserve"> en </w:t>
-            </w:r>
-            <w:proofErr w:type="spellStart"/>
-            <w:r>
-              <w:rPr>
-                <w:rFonts w:cs="Times New Roman"/>
-                <w:sz w:val="16"/>
-              </w:rPr>
-              <w:t>escenas</w:t>
-            </w:r>
-            <w:proofErr w:type="spellEnd"/>
-            <w:r>
-              <w:rPr>
-                <w:rFonts w:cs="Times New Roman"/>
-                <w:sz w:val="16"/>
-              </w:rPr>
-              <w:t xml:space="preserve"> con </w:t>
-            </w:r>
-            <w:proofErr w:type="spellStart"/>
-            <w:r>
-              <w:rPr>
-                <w:rFonts w:cs="Times New Roman"/>
-                <w:sz w:val="16"/>
-              </w:rPr>
-              <w:t>trazado</w:t>
-            </w:r>
-            <w:proofErr w:type="spellEnd"/>
-            <w:r>
-              <w:rPr>
-                <w:rFonts w:cs="Times New Roman"/>
-                <w:sz w:val="16"/>
-              </w:rPr>
-              <w:t xml:space="preserve"> de </w:t>
-            </w:r>
-            <w:proofErr w:type="spellStart"/>
-            <w:r>
-              <w:rPr>
-                <w:rFonts w:cs="Times New Roman"/>
-                <w:sz w:val="16"/>
-              </w:rPr>
-              <w:t>rayos</w:t>
-            </w:r>
-            <w:proofErr w:type="spellEnd"/>
-            <w:r>
-              <w:rPr>
-                <w:rFonts w:cs="Times New Roman"/>
-                <w:sz w:val="16"/>
-              </w:rPr>
-              <w:t>.</w:t>
+            <w:r>
+              <w:rPr>
+                <w:rFonts w:cs="Times New Roman"/>
+                <w:sz w:val="16"/>
+              </w:rPr>
+              <w:t>Reconstrucción de rayos en escenas con trazado de rayos.</w:t>
             </w:r>
           </w:p>
         </w:tc>
@@ -6327,7 +5847,6 @@
                 <w:rFonts w:cs="Times New Roman"/>
               </w:rPr>
             </w:pPr>
-            <w:proofErr w:type="spellStart"/>
             <w:r>
               <w:rPr>
                 <w:rFonts w:cs="Times New Roman"/>
@@ -6335,7 +5854,6 @@
               </w:rPr>
               <w:t>Indicadores</w:t>
             </w:r>
-            <w:proofErr w:type="spellEnd"/>
           </w:p>
         </w:tc>
         <w:tc>
@@ -6349,7 +5867,6 @@
                 <w:rFonts w:cs="Times New Roman"/>
               </w:rPr>
             </w:pPr>
-            <w:proofErr w:type="spellStart"/>
             <w:r>
               <w:rPr>
                 <w:rFonts w:cs="Times New Roman"/>
@@ -6357,7 +5874,6 @@
               </w:rPr>
               <w:t>Instrumento</w:t>
             </w:r>
-            <w:proofErr w:type="spellEnd"/>
           </w:p>
         </w:tc>
         <w:tc>
@@ -6376,17 +5892,8 @@
                 <w:rFonts w:cs="Times New Roman"/>
                 <w:sz w:val="16"/>
               </w:rPr>
-              <w:t xml:space="preserve">Unidad o </w:t>
-            </w:r>
-            <w:proofErr w:type="spellStart"/>
-            <w:r>
-              <w:rPr>
-                <w:rFonts w:cs="Times New Roman"/>
-                <w:sz w:val="16"/>
-              </w:rPr>
-              <w:t>escala</w:t>
-            </w:r>
-            <w:proofErr w:type="spellEnd"/>
+              <w:t>Unidad o escala</w:t>
+            </w:r>
           </w:p>
         </w:tc>
       </w:tr>
@@ -6405,21 +5912,12 @@
                 <w:rFonts w:cs="Times New Roman"/>
               </w:rPr>
             </w:pPr>
-            <w:proofErr w:type="spellStart"/>
-            <w:r>
-              <w:rPr>
-                <w:rFonts w:cs="Times New Roman"/>
-                <w:sz w:val="16"/>
-              </w:rPr>
-              <w:t>Configuración</w:t>
-            </w:r>
-            <w:proofErr w:type="spellEnd"/>
-            <w:r>
-              <w:rPr>
-                <w:rFonts w:cs="Times New Roman"/>
-                <w:sz w:val="16"/>
-              </w:rPr>
-              <w:t xml:space="preserve"> DLSS</w:t>
+            <w:r>
+              <w:rPr>
+                <w:rFonts w:cs="Times New Roman"/>
+                <w:sz w:val="16"/>
+              </w:rPr>
+              <w:t>Configuración DLSS</w:t>
             </w:r>
           </w:p>
         </w:tc>
@@ -6474,21 +5972,12 @@
                 <w:rFonts w:cs="Times New Roman"/>
               </w:rPr>
             </w:pPr>
-            <w:proofErr w:type="spellStart"/>
-            <w:r>
-              <w:rPr>
-                <w:rFonts w:cs="Times New Roman"/>
-                <w:sz w:val="16"/>
-              </w:rPr>
-              <w:t>Ficha</w:t>
-            </w:r>
-            <w:proofErr w:type="spellEnd"/>
-            <w:r>
-              <w:rPr>
-                <w:rFonts w:cs="Times New Roman"/>
-                <w:sz w:val="16"/>
-              </w:rPr>
-              <w:t xml:space="preserve"> experimental</w:t>
+            <w:r>
+              <w:rPr>
+                <w:rFonts w:cs="Times New Roman"/>
+                <w:sz w:val="16"/>
+              </w:rPr>
+              <w:t>Ficha experimental</w:t>
             </w:r>
           </w:p>
         </w:tc>
@@ -6525,31 +6014,13 @@
                 <w:rFonts w:cs="Times New Roman"/>
               </w:rPr>
             </w:pPr>
-            <w:proofErr w:type="spellStart"/>
-            <w:r>
-              <w:rPr>
-                <w:rFonts w:cs="Times New Roman"/>
-                <w:sz w:val="16"/>
-              </w:rPr>
-              <w:t>Rendimiento</w:t>
-            </w:r>
-            <w:proofErr w:type="spellEnd"/>
-            <w:r>
-              <w:rPr>
-                <w:rFonts w:cs="Times New Roman"/>
-                <w:sz w:val="16"/>
-              </w:rPr>
-              <w:t xml:space="preserve"> </w:t>
-            </w:r>
-            <w:proofErr w:type="spellStart"/>
-            <w:r>
-              <w:rPr>
-                <w:rFonts w:cs="Times New Roman"/>
-                <w:sz w:val="16"/>
-              </w:rPr>
-              <w:t>gráfico</w:t>
-            </w:r>
-            <w:proofErr w:type="spellEnd"/>
+            <w:r>
+              <w:rPr>
+                <w:rFonts w:cs="Times New Roman"/>
+                <w:sz w:val="16"/>
+              </w:rPr>
+              <w:t>Rendimiento gráfico</w:t>
+            </w:r>
           </w:p>
         </w:tc>
         <w:tc>
@@ -6563,7 +6034,6 @@
                 <w:rFonts w:cs="Times New Roman"/>
               </w:rPr>
             </w:pPr>
-            <w:proofErr w:type="spellStart"/>
             <w:r>
               <w:rPr>
                 <w:rFonts w:cs="Times New Roman"/>
@@ -6571,7 +6041,6 @@
               </w:rPr>
               <w:t>Dependiente</w:t>
             </w:r>
-            <w:proofErr w:type="spellEnd"/>
           </w:p>
         </w:tc>
         <w:tc>
@@ -6590,39 +6059,7 @@
                 <w:rFonts w:cs="Times New Roman"/>
                 <w:sz w:val="16"/>
               </w:rPr>
-              <w:t xml:space="preserve">FPS </w:t>
-            </w:r>
-            <w:proofErr w:type="spellStart"/>
-            <w:r>
-              <w:rPr>
-                <w:rFonts w:cs="Times New Roman"/>
-                <w:sz w:val="16"/>
-              </w:rPr>
-              <w:t>promedio</w:t>
-            </w:r>
-            <w:proofErr w:type="spellEnd"/>
-            <w:r>
-              <w:rPr>
-                <w:rFonts w:cs="Times New Roman"/>
-                <w:sz w:val="16"/>
-              </w:rPr>
-              <w:t xml:space="preserve">, FPS </w:t>
-            </w:r>
-            <w:proofErr w:type="spellStart"/>
-            <w:r>
-              <w:rPr>
-                <w:rFonts w:cs="Times New Roman"/>
-                <w:sz w:val="16"/>
-              </w:rPr>
-              <w:t>mínimo</w:t>
-            </w:r>
-            <w:proofErr w:type="spellEnd"/>
-            <w:r>
-              <w:rPr>
-                <w:rFonts w:cs="Times New Roman"/>
-                <w:sz w:val="16"/>
-              </w:rPr>
-              <w:t xml:space="preserve"> y 1% low</w:t>
+              <w:t>FPS promedio, FPS mínimo y 1% low</w:t>
             </w:r>
           </w:p>
         </w:tc>
@@ -6682,7 +6119,6 @@
                 <w:rFonts w:cs="Times New Roman"/>
               </w:rPr>
             </w:pPr>
-            <w:proofErr w:type="spellStart"/>
             <w:r>
               <w:rPr>
                 <w:rFonts w:cs="Times New Roman"/>
@@ -6690,7 +6126,6 @@
               </w:rPr>
               <w:t>Latencia</w:t>
             </w:r>
-            <w:proofErr w:type="spellEnd"/>
           </w:p>
         </w:tc>
         <w:tc>
@@ -6704,7 +6139,6 @@
                 <w:rFonts w:cs="Times New Roman"/>
               </w:rPr>
             </w:pPr>
-            <w:proofErr w:type="spellStart"/>
             <w:r>
               <w:rPr>
                 <w:rFonts w:cs="Times New Roman"/>
@@ -6712,7 +6146,6 @@
               </w:rPr>
               <w:t>Dependiente</w:t>
             </w:r>
-            <w:proofErr w:type="spellEnd"/>
           </w:p>
         </w:tc>
         <w:tc>
@@ -6726,47 +6159,13 @@
                 <w:rFonts w:cs="Times New Roman"/>
               </w:rPr>
             </w:pPr>
-            <w:proofErr w:type="spellStart"/>
-            <w:r>
-              <w:rPr>
-                <w:rFonts w:cs="Times New Roman"/>
-                <w:sz w:val="16"/>
-              </w:rPr>
-              <w:t>Latencia</w:t>
-            </w:r>
-            <w:proofErr w:type="spellEnd"/>
-            <w:r>
-              <w:rPr>
-                <w:rFonts w:cs="Times New Roman"/>
-                <w:sz w:val="16"/>
-              </w:rPr>
-              <w:t xml:space="preserve"> </w:t>
-            </w:r>
-            <w:proofErr w:type="spellStart"/>
-            <w:r>
-              <w:rPr>
-                <w:rFonts w:cs="Times New Roman"/>
-                <w:sz w:val="16"/>
-              </w:rPr>
-              <w:t>promedio</w:t>
-            </w:r>
-            <w:proofErr w:type="spellEnd"/>
-            <w:r>
-              <w:rPr>
-                <w:rFonts w:cs="Times New Roman"/>
-                <w:sz w:val="16"/>
-              </w:rPr>
-              <w:t xml:space="preserve"> y </w:t>
-            </w:r>
-            <w:proofErr w:type="spellStart"/>
-            <w:r>
-              <w:rPr>
-                <w:rFonts w:cs="Times New Roman"/>
-                <w:sz w:val="16"/>
-              </w:rPr>
-              <w:t>variabilidad</w:t>
-            </w:r>
-            <w:proofErr w:type="spellEnd"/>
+            <w:r>
+              <w:rPr>
+                <w:rFonts w:cs="Times New Roman"/>
+                <w:sz w:val="16"/>
+              </w:rPr>
+              <w:t>Latencia promedio y variabilidad</w:t>
+            </w:r>
           </w:p>
         </w:tc>
         <w:tc>
@@ -6780,31 +6179,13 @@
                 <w:rFonts w:cs="Times New Roman"/>
               </w:rPr>
             </w:pPr>
-            <w:proofErr w:type="spellStart"/>
-            <w:r>
-              <w:rPr>
-                <w:rFonts w:cs="Times New Roman"/>
-                <w:sz w:val="16"/>
-              </w:rPr>
-              <w:t>Herramienta</w:t>
-            </w:r>
-            <w:proofErr w:type="spellEnd"/>
-            <w:r>
-              <w:rPr>
-                <w:rFonts w:cs="Times New Roman"/>
-                <w:sz w:val="16"/>
-              </w:rPr>
-              <w:t xml:space="preserve"> de </w:t>
-            </w:r>
-            <w:proofErr w:type="spellStart"/>
-            <w:r>
-              <w:rPr>
-                <w:rFonts w:cs="Times New Roman"/>
-                <w:sz w:val="16"/>
-              </w:rPr>
-              <w:t>medición</w:t>
-            </w:r>
-            <w:proofErr w:type="spellEnd"/>
+            <w:r>
+              <w:rPr>
+                <w:rFonts w:cs="Times New Roman"/>
+                <w:sz w:val="16"/>
+              </w:rPr>
+              <w:t>Herramienta de medición</w:t>
+            </w:r>
           </w:p>
         </w:tc>
         <w:tc>
@@ -6818,7 +6199,6 @@
                 <w:rFonts w:cs="Times New Roman"/>
               </w:rPr>
             </w:pPr>
-            <w:proofErr w:type="spellStart"/>
             <w:r>
               <w:rPr>
                 <w:rFonts w:cs="Times New Roman"/>
@@ -6826,7 +6206,6 @@
               </w:rPr>
               <w:t>Milisegundos</w:t>
             </w:r>
-            <w:proofErr w:type="spellEnd"/>
           </w:p>
         </w:tc>
       </w:tr>
@@ -6862,7 +6241,6 @@
                 <w:rFonts w:cs="Times New Roman"/>
               </w:rPr>
             </w:pPr>
-            <w:proofErr w:type="spellStart"/>
             <w:r>
               <w:rPr>
                 <w:rFonts w:cs="Times New Roman"/>
@@ -6870,7 +6248,6 @@
               </w:rPr>
               <w:t>Dependiente</w:t>
             </w:r>
-            <w:proofErr w:type="spellEnd"/>
           </w:p>
         </w:tc>
         <w:tc>
@@ -6884,47 +6261,13 @@
                 <w:rFonts w:cs="Times New Roman"/>
               </w:rPr>
             </w:pPr>
-            <w:proofErr w:type="spellStart"/>
-            <w:r>
-              <w:rPr>
-                <w:rFonts w:cs="Times New Roman"/>
-                <w:sz w:val="16"/>
-              </w:rPr>
-              <w:t>Nitidez</w:t>
-            </w:r>
-            <w:proofErr w:type="spellEnd"/>
-            <w:r>
-              <w:rPr>
-                <w:rFonts w:cs="Times New Roman"/>
-                <w:sz w:val="16"/>
-              </w:rPr>
-              <w:t xml:space="preserve">, </w:t>
-            </w:r>
-            <w:proofErr w:type="spellStart"/>
-            <w:r>
-              <w:rPr>
-                <w:rFonts w:cs="Times New Roman"/>
-                <w:sz w:val="16"/>
-              </w:rPr>
-              <w:t>detalle</w:t>
-            </w:r>
-            <w:proofErr w:type="spellEnd"/>
-            <w:r>
-              <w:rPr>
-                <w:rFonts w:cs="Times New Roman"/>
-                <w:sz w:val="16"/>
-              </w:rPr>
-              <w:t xml:space="preserve"> y </w:t>
-            </w:r>
-            <w:proofErr w:type="spellStart"/>
-            <w:r>
-              <w:rPr>
-                <w:rFonts w:cs="Times New Roman"/>
-                <w:sz w:val="16"/>
-              </w:rPr>
-              <w:t>estabilidad</w:t>
-            </w:r>
-            <w:proofErr w:type="spellEnd"/>
+            <w:r>
+              <w:rPr>
+                <w:rFonts w:cs="Times New Roman"/>
+                <w:sz w:val="16"/>
+              </w:rPr>
+              <w:t>Nitidez, detalle y estabilidad</w:t>
+            </w:r>
           </w:p>
         </w:tc>
         <w:tc>
@@ -6943,17 +6286,8 @@
                 <w:rFonts w:cs="Times New Roman"/>
                 <w:sz w:val="16"/>
               </w:rPr>
-              <w:t xml:space="preserve">Lista de </w:t>
-            </w:r>
-            <w:proofErr w:type="spellStart"/>
-            <w:r>
-              <w:rPr>
-                <w:rFonts w:cs="Times New Roman"/>
-                <w:sz w:val="16"/>
-              </w:rPr>
-              <w:t>cotejo</w:t>
-            </w:r>
-            <w:proofErr w:type="spellEnd"/>
+              <w:t>Lista de cotejo</w:t>
+            </w:r>
           </w:p>
         </w:tc>
         <w:tc>
@@ -6992,15 +6326,69 @@
                 <w:rFonts w:cs="Times New Roman"/>
               </w:rPr>
             </w:pPr>
+            <w:r>
+              <w:rPr>
+                <w:rFonts w:cs="Times New Roman"/>
+                <w:sz w:val="16"/>
+              </w:rPr>
+              <w:t>Artefactos</w:t>
+            </w:r>
+          </w:p>
+        </w:tc>
+        <w:tc>
+          <w:tcPr>
+            <w:tcW w:w="1872" w:type="dxa"/>
+          </w:tcPr>
+          <w:p>
+            <w:pPr>
+              <w:cnfStyle w:val="000000100000" w:firstRow="0" w:lastRow="0" w:firstColumn="0" w:lastColumn="0" w:oddVBand="0" w:evenVBand="0" w:oddHBand="1" w:evenHBand="0" w:firstRowFirstColumn="0" w:firstRowLastColumn="0" w:lastRowFirstColumn="0" w:lastRowLastColumn="0"/>
+              <w:rPr>
+                <w:rFonts w:cs="Times New Roman"/>
+              </w:rPr>
+            </w:pPr>
+            <w:r>
+              <w:rPr>
+                <w:rFonts w:cs="Times New Roman"/>
+                <w:sz w:val="16"/>
+              </w:rPr>
+              <w:t>Dependiente</w:t>
+            </w:r>
+          </w:p>
+        </w:tc>
+        <w:tc>
+          <w:tcPr>
+            <w:tcW w:w="1872" w:type="dxa"/>
+          </w:tcPr>
+          <w:p>
+            <w:pPr>
+              <w:cnfStyle w:val="000000100000" w:firstRow="0" w:lastRow="0" w:firstColumn="0" w:lastColumn="0" w:oddVBand="0" w:evenVBand="0" w:oddHBand="1" w:evenHBand="0" w:firstRowFirstColumn="0" w:firstRowLastColumn="0" w:lastRowFirstColumn="0" w:lastRowLastColumn="0"/>
+              <w:rPr>
+                <w:rFonts w:cs="Times New Roman"/>
+              </w:rPr>
+            </w:pPr>
+            <w:r>
+              <w:rPr>
+                <w:rFonts w:cs="Times New Roman"/>
+                <w:sz w:val="16"/>
+              </w:rPr>
+              <w:t xml:space="preserve">Ghosting, </w:t>
+            </w:r>
             <w:proofErr w:type="spellStart"/>
             <w:r>
               <w:rPr>
                 <w:rFonts w:cs="Times New Roman"/>
                 <w:sz w:val="16"/>
               </w:rPr>
-              <w:t>Artefactos</w:t>
+              <w:t>shimmering</w:t>
             </w:r>
             <w:proofErr w:type="spellEnd"/>
+            <w:r>
+              <w:rPr>
+                <w:rFonts w:cs="Times New Roman"/>
+                <w:sz w:val="16"/>
+              </w:rPr>
+              <w:t xml:space="preserve"> y deformaciones</w:t>
+            </w:r>
           </w:p>
         </w:tc>
         <w:tc>
@@ -7014,15 +6402,13 @@
                 <w:rFonts w:cs="Times New Roman"/>
               </w:rPr>
             </w:pPr>
-            <w:proofErr w:type="spellStart"/>
-            <w:r>
-              <w:rPr>
-                <w:rFonts w:cs="Times New Roman"/>
-                <w:sz w:val="16"/>
-              </w:rPr>
-              <w:t>Dependiente</w:t>
-            </w:r>
-            <w:proofErr w:type="spellEnd"/>
+            <w:r>
+              <w:rPr>
+                <w:rFonts w:cs="Times New Roman"/>
+                <w:sz w:val="16"/>
+              </w:rPr>
+              <w:t>Lista de cotejo</w:t>
+            </w:r>
           </w:p>
         </w:tc>
         <w:tc>
@@ -7041,75 +6427,8 @@
                 <w:rFonts w:cs="Times New Roman"/>
                 <w:sz w:val="16"/>
               </w:rPr>
-              <w:t xml:space="preserve">Ghosting, shimmering y </w:t>
-            </w:r>
-            <w:proofErr w:type="spellStart"/>
-            <w:r>
-              <w:rPr>
-                <w:rFonts w:cs="Times New Roman"/>
-                <w:sz w:val="16"/>
-              </w:rPr>
-              <w:t>deformaciones</w:t>
-            </w:r>
-            <w:proofErr w:type="spellEnd"/>
-          </w:p>
-        </w:tc>
-        <w:tc>
-          <w:tcPr>
-            <w:tcW w:w="1872" w:type="dxa"/>
-          </w:tcPr>
-          <w:p>
-            <w:pPr>
-              <w:cnfStyle w:val="000000100000" w:firstRow="0" w:lastRow="0" w:firstColumn="0" w:lastColumn="0" w:oddVBand="0" w:evenVBand="0" w:oddHBand="1" w:evenHBand="0" w:firstRowFirstColumn="0" w:firstRowLastColumn="0" w:lastRowFirstColumn="0" w:lastRowLastColumn="0"/>
-              <w:rPr>
-                <w:rFonts w:cs="Times New Roman"/>
-              </w:rPr>
-            </w:pPr>
-            <w:r>
-              <w:rPr>
-                <w:rFonts w:cs="Times New Roman"/>
-                <w:sz w:val="16"/>
-              </w:rPr>
-              <w:t xml:space="preserve">Lista de </w:t>
-            </w:r>
-            <w:proofErr w:type="spellStart"/>
-            <w:r>
-              <w:rPr>
-                <w:rFonts w:cs="Times New Roman"/>
-                <w:sz w:val="16"/>
-              </w:rPr>
-              <w:t>cotejo</w:t>
-            </w:r>
-            <w:proofErr w:type="spellEnd"/>
-          </w:p>
-        </w:tc>
-        <w:tc>
-          <w:tcPr>
-            <w:tcW w:w="1872" w:type="dxa"/>
-          </w:tcPr>
-          <w:p>
-            <w:pPr>
-              <w:cnfStyle w:val="000000100000" w:firstRow="0" w:lastRow="0" w:firstColumn="0" w:lastColumn="0" w:oddVBand="0" w:evenVBand="0" w:oddHBand="1" w:evenHBand="0" w:firstRowFirstColumn="0" w:firstRowLastColumn="0" w:lastRowFirstColumn="0" w:lastRowLastColumn="0"/>
-              <w:rPr>
-                <w:rFonts w:cs="Times New Roman"/>
-              </w:rPr>
-            </w:pPr>
-            <w:r>
-              <w:rPr>
-                <w:rFonts w:cs="Times New Roman"/>
-                <w:sz w:val="16"/>
-              </w:rPr>
-              <w:t xml:space="preserve">Presencia y </w:t>
-            </w:r>
-            <w:proofErr w:type="spellStart"/>
-            <w:r>
-              <w:rPr>
-                <w:rFonts w:cs="Times New Roman"/>
-                <w:sz w:val="16"/>
-              </w:rPr>
-              <w:t>frecuencia</w:t>
-            </w:r>
-            <w:proofErr w:type="spellEnd"/>
+              <w:t>Presencia y frecuencia</w:t>
+            </w:r>
           </w:p>
         </w:tc>
       </w:tr>
@@ -7131,17 +6450,8 @@
                 <w:sz w:val="16"/>
               </w:rPr>
               <w:lastRenderedPageBreak/>
-              <w:t xml:space="preserve">Uso de </w:t>
-            </w:r>
-            <w:proofErr w:type="spellStart"/>
-            <w:r>
-              <w:rPr>
-                <w:rFonts w:cs="Times New Roman"/>
-                <w:sz w:val="16"/>
-              </w:rPr>
-              <w:t>recursos</w:t>
-            </w:r>
-            <w:proofErr w:type="spellEnd"/>
+              <w:t>Uso de recursos</w:t>
+            </w:r>
           </w:p>
         </w:tc>
         <w:tc>
@@ -7155,7 +6465,6 @@
                 <w:rFonts w:cs="Times New Roman"/>
               </w:rPr>
             </w:pPr>
-            <w:proofErr w:type="spellStart"/>
             <w:r>
               <w:rPr>
                 <w:rFonts w:cs="Times New Roman"/>
@@ -7163,7 +6472,6 @@
               </w:rPr>
               <w:t>Dependiente</w:t>
             </w:r>
-            <w:proofErr w:type="spellEnd"/>
           </w:p>
         </w:tc>
         <w:tc>
@@ -7182,17 +6490,8 @@
                 <w:rFonts w:cs="Times New Roman"/>
                 <w:sz w:val="16"/>
               </w:rPr>
-              <w:t xml:space="preserve">GPU, CPU, VRAM y </w:t>
-            </w:r>
-            <w:proofErr w:type="spellStart"/>
-            <w:r>
-              <w:rPr>
-                <w:rFonts w:cs="Times New Roman"/>
-                <w:sz w:val="16"/>
-              </w:rPr>
-              <w:t>temperatura</w:t>
-            </w:r>
-            <w:proofErr w:type="spellEnd"/>
+              <w:t>GPU, CPU, VRAM y temperatura</w:t>
+            </w:r>
           </w:p>
         </w:tc>
         <w:tc>
@@ -7251,7 +6550,6 @@
                 <w:rFonts w:cs="Times New Roman"/>
               </w:rPr>
             </w:pPr>
-            <w:proofErr w:type="spellStart"/>
             <w:r>
               <w:rPr>
                 <w:rFonts w:cs="Times New Roman"/>
@@ -7259,7 +6557,6 @@
               </w:rPr>
               <w:t>Escena</w:t>
             </w:r>
-            <w:proofErr w:type="spellEnd"/>
           </w:p>
         </w:tc>
         <w:tc>
@@ -7298,23 +6595,7 @@
                 <w:rFonts w:cs="Times New Roman"/>
                 <w:sz w:val="16"/>
               </w:rPr>
-              <w:t xml:space="preserve">Interior, exterior, </w:t>
-            </w:r>
-            <w:proofErr w:type="spellStart"/>
-            <w:r>
-              <w:rPr>
-                <w:rFonts w:cs="Times New Roman"/>
-                <w:sz w:val="16"/>
-              </w:rPr>
-              <w:t>movimiento</w:t>
-            </w:r>
-            <w:proofErr w:type="spellEnd"/>
-            <w:r>
-              <w:rPr>
-                <w:rFonts w:cs="Times New Roman"/>
-                <w:sz w:val="16"/>
-              </w:rPr>
-              <w:t xml:space="preserve"> y RT</w:t>
+              <w:t>Interior, exterior, movimiento y RT</w:t>
             </w:r>
           </w:p>
         </w:tc>
@@ -7329,31 +6610,13 @@
                 <w:rFonts w:cs="Times New Roman"/>
               </w:rPr>
             </w:pPr>
-            <w:proofErr w:type="spellStart"/>
-            <w:r>
-              <w:rPr>
-                <w:rFonts w:cs="Times New Roman"/>
-                <w:sz w:val="16"/>
-              </w:rPr>
-              <w:t>Ficha</w:t>
-            </w:r>
-            <w:proofErr w:type="spellEnd"/>
-            <w:r>
-              <w:rPr>
-                <w:rFonts w:cs="Times New Roman"/>
-                <w:sz w:val="16"/>
-              </w:rPr>
-              <w:t xml:space="preserve"> de </w:t>
-            </w:r>
-            <w:proofErr w:type="spellStart"/>
-            <w:r>
-              <w:rPr>
-                <w:rFonts w:cs="Times New Roman"/>
-                <w:sz w:val="16"/>
-              </w:rPr>
-              <w:t>caracterización</w:t>
-            </w:r>
-            <w:proofErr w:type="spellEnd"/>
+            <w:r>
+              <w:rPr>
+                <w:rFonts w:cs="Times New Roman"/>
+                <w:sz w:val="16"/>
+              </w:rPr>
+              <w:t>Ficha de caracterización</w:t>
+            </w:r>
           </w:p>
         </w:tc>
         <w:tc>
@@ -7389,13 +6652,60 @@
                 <w:rFonts w:cs="Times New Roman"/>
               </w:rPr>
             </w:pPr>
+            <w:r>
+              <w:rPr>
+                <w:rFonts w:cs="Times New Roman"/>
+                <w:sz w:val="16"/>
+              </w:rPr>
+              <w:t>Resolución y calidad</w:t>
+            </w:r>
+          </w:p>
+        </w:tc>
+        <w:tc>
+          <w:tcPr>
+            <w:tcW w:w="1872" w:type="dxa"/>
+          </w:tcPr>
+          <w:p>
+            <w:pPr>
+              <w:cnfStyle w:val="000000000000" w:firstRow="0" w:lastRow="0" w:firstColumn="0" w:lastColumn="0" w:oddVBand="0" w:evenVBand="0" w:oddHBand="0" w:evenHBand="0" w:firstRowFirstColumn="0" w:firstRowLastColumn="0" w:lastRowFirstColumn="0" w:lastRowLastColumn="0"/>
+              <w:rPr>
+                <w:rFonts w:cs="Times New Roman"/>
+              </w:rPr>
+            </w:pPr>
+            <w:r>
+              <w:rPr>
+                <w:rFonts w:cs="Times New Roman"/>
+                <w:sz w:val="16"/>
+              </w:rPr>
+              <w:t>Control</w:t>
+            </w:r>
+          </w:p>
+        </w:tc>
+        <w:tc>
+          <w:tcPr>
+            <w:tcW w:w="1872" w:type="dxa"/>
+          </w:tcPr>
+          <w:p>
+            <w:pPr>
+              <w:cnfStyle w:val="000000000000" w:firstRow="0" w:lastRow="0" w:firstColumn="0" w:lastColumn="0" w:oddVBand="0" w:evenVBand="0" w:oddHBand="0" w:evenHBand="0" w:firstRowFirstColumn="0" w:firstRowLastColumn="0" w:lastRowFirstColumn="0" w:lastRowLastColumn="0"/>
+              <w:rPr>
+                <w:rFonts w:cs="Times New Roman"/>
+              </w:rPr>
+            </w:pPr>
+            <w:r>
+              <w:rPr>
+                <w:rFonts w:cs="Times New Roman"/>
+                <w:sz w:val="16"/>
+              </w:rPr>
+              <w:t xml:space="preserve">Resolución, </w:t>
+            </w:r>
             <w:proofErr w:type="spellStart"/>
             <w:r>
               <w:rPr>
                 <w:rFonts w:cs="Times New Roman"/>
                 <w:sz w:val="16"/>
               </w:rPr>
-              <w:t>Resolución</w:t>
+              <w:t>preset</w:t>
             </w:r>
             <w:proofErr w:type="spellEnd"/>
             <w:r>
@@ -7403,17 +6713,8 @@
                 <w:rFonts w:cs="Times New Roman"/>
                 <w:sz w:val="16"/>
               </w:rPr>
-              <w:t xml:space="preserve"> y </w:t>
-            </w:r>
-            <w:proofErr w:type="spellStart"/>
-            <w:r>
-              <w:rPr>
-                <w:rFonts w:cs="Times New Roman"/>
-                <w:sz w:val="16"/>
-              </w:rPr>
-              <w:t>calidad</w:t>
-            </w:r>
-            <w:proofErr w:type="spellEnd"/>
+              <w:t xml:space="preserve"> y RT</w:t>
+            </w:r>
           </w:p>
         </w:tc>
         <w:tc>
@@ -7432,7 +6733,7 @@
                 <w:rFonts w:cs="Times New Roman"/>
                 <w:sz w:val="16"/>
               </w:rPr>
-              <w:t>Control</w:t>
+              <w:t>Ficha de configuración</w:t>
             </w:r>
           </w:p>
         </w:tc>
@@ -7447,98 +6748,13 @@
                 <w:rFonts w:cs="Times New Roman"/>
               </w:rPr>
             </w:pPr>
-            <w:proofErr w:type="spellStart"/>
-            <w:r>
-              <w:rPr>
-                <w:rFonts w:cs="Times New Roman"/>
-                <w:sz w:val="16"/>
-              </w:rPr>
-              <w:t>Resolución</w:t>
-            </w:r>
-            <w:proofErr w:type="spellEnd"/>
-            <w:r>
-              <w:rPr>
-                <w:rFonts w:cs="Times New Roman"/>
-                <w:sz w:val="16"/>
-              </w:rPr>
-              <w:t>, preset y RT</w:t>
-            </w:r>
-          </w:p>
-        </w:tc>
-        <w:tc>
-          <w:tcPr>
-            <w:tcW w:w="1872" w:type="dxa"/>
-          </w:tcPr>
-          <w:p>
-            <w:pPr>
-              <w:cnfStyle w:val="000000000000" w:firstRow="0" w:lastRow="0" w:firstColumn="0" w:lastColumn="0" w:oddVBand="0" w:evenVBand="0" w:oddHBand="0" w:evenHBand="0" w:firstRowFirstColumn="0" w:firstRowLastColumn="0" w:lastRowFirstColumn="0" w:lastRowLastColumn="0"/>
-              <w:rPr>
-                <w:rFonts w:cs="Times New Roman"/>
-              </w:rPr>
-            </w:pPr>
-            <w:proofErr w:type="spellStart"/>
-            <w:r>
-              <w:rPr>
-                <w:rFonts w:cs="Times New Roman"/>
-                <w:sz w:val="16"/>
-              </w:rPr>
-              <w:t>Ficha</w:t>
-            </w:r>
-            <w:proofErr w:type="spellEnd"/>
-            <w:r>
-              <w:rPr>
-                <w:rFonts w:cs="Times New Roman"/>
-                <w:sz w:val="16"/>
-              </w:rPr>
-              <w:t xml:space="preserve"> de </w:t>
-            </w:r>
-            <w:proofErr w:type="spellStart"/>
-            <w:r>
-              <w:rPr>
-                <w:rFonts w:cs="Times New Roman"/>
-                <w:sz w:val="16"/>
-              </w:rPr>
-              <w:t>configuración</w:t>
-            </w:r>
-            <w:proofErr w:type="spellEnd"/>
-          </w:p>
-        </w:tc>
-        <w:tc>
-          <w:tcPr>
-            <w:tcW w:w="1872" w:type="dxa"/>
-          </w:tcPr>
-          <w:p>
-            <w:pPr>
-              <w:cnfStyle w:val="000000000000" w:firstRow="0" w:lastRow="0" w:firstColumn="0" w:lastColumn="0" w:oddVBand="0" w:evenVBand="0" w:oddHBand="0" w:evenHBand="0" w:firstRowFirstColumn="0" w:firstRowLastColumn="0" w:lastRowFirstColumn="0" w:lastRowLastColumn="0"/>
-              <w:rPr>
-                <w:rFonts w:cs="Times New Roman"/>
-              </w:rPr>
-            </w:pPr>
-            <w:proofErr w:type="spellStart"/>
-            <w:r>
-              <w:rPr>
-                <w:rFonts w:cs="Times New Roman"/>
-                <w:sz w:val="16"/>
-              </w:rPr>
-              <w:t>Píxeles</w:t>
-            </w:r>
-            <w:proofErr w:type="spellEnd"/>
-            <w:r>
-              <w:rPr>
-                <w:rFonts w:cs="Times New Roman"/>
-                <w:sz w:val="16"/>
-              </w:rPr>
-              <w:t xml:space="preserve"> y </w:t>
-            </w:r>
-            <w:proofErr w:type="spellStart"/>
-            <w:r>
-              <w:rPr>
-                <w:rFonts w:cs="Times New Roman"/>
-                <w:sz w:val="16"/>
-              </w:rPr>
-              <w:t>categoría</w:t>
-            </w:r>
-            <w:proofErr w:type="spellEnd"/>
+            <w:r>
+              <w:rPr>
+                <w:rFonts w:cs="Times New Roman"/>
+                <w:sz w:val="16"/>
+              </w:rPr>
+              <w:t>Píxeles y categoría</w:t>
+            </w:r>
           </w:p>
         </w:tc>
       </w:tr>
@@ -9456,37 +8672,12 @@
                 <w:rFonts w:cs="Times New Roman"/>
               </w:rPr>
             </w:pPr>
-            <w:proofErr w:type="spellStart"/>
-            <w:r>
-              <w:rPr>
-                <w:rFonts w:cs="Times New Roman"/>
-                <w:sz w:val="16"/>
-              </w:rPr>
-              <w:t>Redacción</w:t>
-            </w:r>
-            <w:proofErr w:type="spellEnd"/>
-            <w:r>
-              <w:rPr>
-                <w:rFonts w:cs="Times New Roman"/>
-                <w:sz w:val="16"/>
-              </w:rPr>
-              <w:t xml:space="preserve"> y </w:t>
-            </w:r>
-            <w:proofErr w:type="spellStart"/>
-            <w:r>
-              <w:rPr>
-                <w:rFonts w:cs="Times New Roman"/>
-                <w:sz w:val="16"/>
-              </w:rPr>
-              <w:t>presentación</w:t>
-            </w:r>
-            <w:proofErr w:type="spellEnd"/>
-            <w:r>
-              <w:rPr>
-                <w:rFonts w:cs="Times New Roman"/>
-                <w:sz w:val="16"/>
-              </w:rPr>
-              <w:t xml:space="preserve"> final</w:t>
+            <w:r>
+              <w:rPr>
+                <w:rFonts w:cs="Times New Roman"/>
+                <w:sz w:val="16"/>
+              </w:rPr>
+              <w:t>Redacción y presentación final</w:t>
             </w:r>
           </w:p>
         </w:tc>
@@ -9685,7 +8876,6 @@
                 <w:rFonts w:cs="Times New Roman"/>
               </w:rPr>
             </w:pPr>
-            <w:proofErr w:type="spellStart"/>
             <w:r>
               <w:rPr>
                 <w:rFonts w:cs="Times New Roman"/>
@@ -9693,7 +8883,6 @@
               </w:rPr>
               <w:t>Detalle</w:t>
             </w:r>
-            <w:proofErr w:type="spellEnd"/>
           </w:p>
         </w:tc>
         <w:tc>
@@ -9707,7 +8896,6 @@
                 <w:rFonts w:cs="Times New Roman"/>
               </w:rPr>
             </w:pPr>
-            <w:proofErr w:type="spellStart"/>
             <w:r>
               <w:rPr>
                 <w:rFonts w:cs="Times New Roman"/>
@@ -9715,7 +8903,6 @@
               </w:rPr>
               <w:t>Cantidad</w:t>
             </w:r>
-            <w:proofErr w:type="spellEnd"/>
           </w:p>
         </w:tc>
         <w:tc>
@@ -9734,23 +8921,7 @@
                 <w:rFonts w:cs="Times New Roman"/>
                 <w:sz w:val="16"/>
               </w:rPr>
-              <w:t xml:space="preserve">Costo </w:t>
-            </w:r>
-            <w:proofErr w:type="spellStart"/>
-            <w:r>
-              <w:rPr>
-                <w:rFonts w:cs="Times New Roman"/>
-                <w:sz w:val="16"/>
-              </w:rPr>
-              <w:t>unitario</w:t>
-            </w:r>
-            <w:proofErr w:type="spellEnd"/>
-            <w:r>
-              <w:rPr>
-                <w:rFonts w:cs="Times New Roman"/>
-                <w:sz w:val="16"/>
-              </w:rPr>
-              <w:t xml:space="preserve"> (USD)</w:t>
+              <w:t>Costo unitario (USD)</w:t>
             </w:r>
           </w:p>
         </w:tc>
@@ -9790,7 +8961,6 @@
                 <w:rFonts w:cs="Times New Roman"/>
               </w:rPr>
             </w:pPr>
-            <w:proofErr w:type="spellStart"/>
             <w:r>
               <w:rPr>
                 <w:rFonts w:cs="Times New Roman"/>
@@ -9798,7 +8968,6 @@
               </w:rPr>
               <w:t>Materiales</w:t>
             </w:r>
-            <w:proofErr w:type="spellEnd"/>
           </w:p>
         </w:tc>
         <w:tc>
@@ -9812,47 +8981,13 @@
                 <w:rFonts w:cs="Times New Roman"/>
               </w:rPr>
             </w:pPr>
-            <w:proofErr w:type="spellStart"/>
-            <w:r>
-              <w:rPr>
-                <w:rFonts w:cs="Times New Roman"/>
-                <w:sz w:val="16"/>
-              </w:rPr>
-              <w:t>Papelería</w:t>
-            </w:r>
-            <w:proofErr w:type="spellEnd"/>
-            <w:r>
-              <w:rPr>
-                <w:rFonts w:cs="Times New Roman"/>
-                <w:sz w:val="16"/>
-              </w:rPr>
-              <w:t xml:space="preserve">, hojas, </w:t>
-            </w:r>
-            <w:proofErr w:type="spellStart"/>
-            <w:r>
-              <w:rPr>
-                <w:rFonts w:cs="Times New Roman"/>
-                <w:sz w:val="16"/>
-              </w:rPr>
-              <w:t>carpetas</w:t>
-            </w:r>
-            <w:proofErr w:type="spellEnd"/>
-            <w:r>
-              <w:rPr>
-                <w:rFonts w:cs="Times New Roman"/>
-                <w:sz w:val="16"/>
-              </w:rPr>
-              <w:t xml:space="preserve"> y </w:t>
-            </w:r>
-            <w:proofErr w:type="spellStart"/>
-            <w:r>
-              <w:rPr>
-                <w:rFonts w:cs="Times New Roman"/>
-                <w:sz w:val="16"/>
-              </w:rPr>
-              <w:t>etiquetas</w:t>
-            </w:r>
-            <w:proofErr w:type="spellEnd"/>
+            <w:r>
+              <w:rPr>
+                <w:rFonts w:cs="Times New Roman"/>
+                <w:sz w:val="16"/>
+              </w:rPr>
+              <w:t>Papelería, hojas, carpetas y etiquetas</w:t>
+            </w:r>
           </w:p>
         </w:tc>
         <w:tc>
@@ -9928,7 +9063,6 @@
                 <w:rFonts w:cs="Times New Roman"/>
               </w:rPr>
             </w:pPr>
-            <w:proofErr w:type="spellStart"/>
             <w:r>
               <w:rPr>
                 <w:rFonts w:cs="Times New Roman"/>
@@ -9936,7 +9070,6 @@
               </w:rPr>
               <w:t>Materiales</w:t>
             </w:r>
-            <w:proofErr w:type="spellEnd"/>
           </w:p>
         </w:tc>
         <w:tc>
@@ -9950,47 +9083,13 @@
                 <w:rFonts w:cs="Times New Roman"/>
               </w:rPr>
             </w:pPr>
-            <w:proofErr w:type="spellStart"/>
-            <w:r>
-              <w:rPr>
-                <w:rFonts w:cs="Times New Roman"/>
-                <w:sz w:val="16"/>
-              </w:rPr>
-              <w:t>Impresiones</w:t>
-            </w:r>
-            <w:proofErr w:type="spellEnd"/>
-            <w:r>
-              <w:rPr>
-                <w:rFonts w:cs="Times New Roman"/>
-                <w:sz w:val="16"/>
-              </w:rPr>
-              <w:t xml:space="preserve"> de </w:t>
-            </w:r>
-            <w:proofErr w:type="spellStart"/>
-            <w:r>
-              <w:rPr>
-                <w:rFonts w:cs="Times New Roman"/>
-                <w:sz w:val="16"/>
-              </w:rPr>
-              <w:t>instrumentos</w:t>
-            </w:r>
-            <w:proofErr w:type="spellEnd"/>
-            <w:r>
-              <w:rPr>
-                <w:rFonts w:cs="Times New Roman"/>
-                <w:sz w:val="16"/>
-              </w:rPr>
-              <w:t xml:space="preserve"> y </w:t>
-            </w:r>
-            <w:proofErr w:type="spellStart"/>
-            <w:r>
-              <w:rPr>
-                <w:rFonts w:cs="Times New Roman"/>
-                <w:sz w:val="16"/>
-              </w:rPr>
-              <w:t>evidencias</w:t>
-            </w:r>
-            <w:proofErr w:type="spellEnd"/>
+            <w:r>
+              <w:rPr>
+                <w:rFonts w:cs="Times New Roman"/>
+                <w:sz w:val="16"/>
+              </w:rPr>
+              <w:t>Impresiones de instrumentos y evidencias</w:t>
+            </w:r>
           </w:p>
         </w:tc>
         <w:tc>
@@ -10089,47 +9188,13 @@
                 <w:rFonts w:cs="Times New Roman"/>
               </w:rPr>
             </w:pPr>
-            <w:proofErr w:type="spellStart"/>
-            <w:r>
-              <w:rPr>
-                <w:rFonts w:cs="Times New Roman"/>
-                <w:sz w:val="16"/>
-              </w:rPr>
-              <w:t>Traslados</w:t>
-            </w:r>
-            <w:proofErr w:type="spellEnd"/>
-            <w:r>
-              <w:rPr>
-                <w:rFonts w:cs="Times New Roman"/>
-                <w:sz w:val="16"/>
-              </w:rPr>
-              <w:t xml:space="preserve"> para </w:t>
-            </w:r>
-            <w:proofErr w:type="spellStart"/>
-            <w:r>
-              <w:rPr>
-                <w:rFonts w:cs="Times New Roman"/>
-                <w:sz w:val="16"/>
-              </w:rPr>
-              <w:t>coordinación</w:t>
-            </w:r>
-            <w:proofErr w:type="spellEnd"/>
-            <w:r>
-              <w:rPr>
-                <w:rFonts w:cs="Times New Roman"/>
-                <w:sz w:val="16"/>
-              </w:rPr>
-              <w:t xml:space="preserve"> y </w:t>
-            </w:r>
-            <w:proofErr w:type="spellStart"/>
-            <w:r>
-              <w:rPr>
-                <w:rFonts w:cs="Times New Roman"/>
-                <w:sz w:val="16"/>
-              </w:rPr>
-              <w:t>laboratorio</w:t>
-            </w:r>
-            <w:proofErr w:type="spellEnd"/>
+            <w:r>
+              <w:rPr>
+                <w:rFonts w:cs="Times New Roman"/>
+                <w:sz w:val="16"/>
+              </w:rPr>
+              <w:t>Traslados para coordinación y laboratorio</w:t>
+            </w:r>
           </w:p>
         </w:tc>
         <w:tc>
@@ -10205,7 +9270,6 @@
                 <w:rFonts w:cs="Times New Roman"/>
               </w:rPr>
             </w:pPr>
-            <w:proofErr w:type="spellStart"/>
             <w:r>
               <w:rPr>
                 <w:rFonts w:cs="Times New Roman"/>
@@ -10213,7 +9277,6 @@
               </w:rPr>
               <w:t>Almacenamiento</w:t>
             </w:r>
-            <w:proofErr w:type="spellEnd"/>
           </w:p>
         </w:tc>
         <w:tc>
@@ -10232,33 +9295,8 @@
                 <w:rFonts w:cs="Times New Roman"/>
                 <w:sz w:val="16"/>
               </w:rPr>
-              <w:t xml:space="preserve">Memoria USB o </w:t>
-            </w:r>
-            <w:proofErr w:type="spellStart"/>
-            <w:r>
-              <w:rPr>
-                <w:rFonts w:cs="Times New Roman"/>
-                <w:sz w:val="16"/>
-              </w:rPr>
-              <w:t>almacenamiento</w:t>
-            </w:r>
-            <w:proofErr w:type="spellEnd"/>
-            <w:r>
-              <w:rPr>
-                <w:rFonts w:cs="Times New Roman"/>
-                <w:sz w:val="16"/>
-              </w:rPr>
-              <w:t xml:space="preserve"> </w:t>
-            </w:r>
-            <w:proofErr w:type="spellStart"/>
-            <w:r>
-              <w:rPr>
-                <w:rFonts w:cs="Times New Roman"/>
-                <w:sz w:val="16"/>
-              </w:rPr>
-              <w:t>equivalente</w:t>
-            </w:r>
-            <w:proofErr w:type="spellEnd"/>
+              <w:t>Memoria USB o almacenamiento equivalente</w:t>
+            </w:r>
           </w:p>
         </w:tc>
         <w:tc>
@@ -10337,7 +9375,6 @@
                 <w:rFonts w:cs="Times New Roman"/>
               </w:rPr>
             </w:pPr>
-            <w:proofErr w:type="spellStart"/>
             <w:r>
               <w:rPr>
                 <w:rFonts w:cs="Times New Roman"/>
@@ -10345,7 +9382,6 @@
               </w:rPr>
               <w:t>Conectividad</w:t>
             </w:r>
-            <w:proofErr w:type="spellEnd"/>
           </w:p>
         </w:tc>
         <w:tc>
@@ -10364,33 +9400,8 @@
                 <w:rFonts w:cs="Times New Roman"/>
                 <w:sz w:val="16"/>
               </w:rPr>
-              <w:t xml:space="preserve">Internet para </w:t>
-            </w:r>
-            <w:proofErr w:type="spellStart"/>
-            <w:r>
-              <w:rPr>
-                <w:rFonts w:cs="Times New Roman"/>
-                <w:sz w:val="16"/>
-              </w:rPr>
-              <w:t>fuentes</w:t>
-            </w:r>
-            <w:proofErr w:type="spellEnd"/>
-            <w:r>
-              <w:rPr>
-                <w:rFonts w:cs="Times New Roman"/>
-                <w:sz w:val="16"/>
-              </w:rPr>
-              <w:t xml:space="preserve"> y </w:t>
-            </w:r>
-            <w:proofErr w:type="spellStart"/>
-            <w:r>
-              <w:rPr>
-                <w:rFonts w:cs="Times New Roman"/>
-                <w:sz w:val="16"/>
-              </w:rPr>
-              <w:t>actualizaciones</w:t>
-            </w:r>
-            <w:proofErr w:type="spellEnd"/>
+              <w:t>Internet para fuentes y actualizaciones</w:t>
+            </w:r>
           </w:p>
         </w:tc>
         <w:tc>
@@ -10489,47 +9500,13 @@
                 <w:rFonts w:cs="Times New Roman"/>
               </w:rPr>
             </w:pPr>
-            <w:proofErr w:type="spellStart"/>
-            <w:r>
-              <w:rPr>
-                <w:rFonts w:cs="Times New Roman"/>
-                <w:sz w:val="16"/>
-              </w:rPr>
-              <w:t>Contingencia</w:t>
-            </w:r>
-            <w:proofErr w:type="spellEnd"/>
-            <w:r>
-              <w:rPr>
-                <w:rFonts w:cs="Times New Roman"/>
-                <w:sz w:val="16"/>
-              </w:rPr>
-              <w:t xml:space="preserve"> para </w:t>
-            </w:r>
-            <w:proofErr w:type="spellStart"/>
-            <w:r>
-              <w:rPr>
-                <w:rFonts w:cs="Times New Roman"/>
-                <w:sz w:val="16"/>
-              </w:rPr>
-              <w:t>gastos</w:t>
-            </w:r>
-            <w:proofErr w:type="spellEnd"/>
-            <w:r>
-              <w:rPr>
-                <w:rFonts w:cs="Times New Roman"/>
-                <w:sz w:val="16"/>
-              </w:rPr>
-              <w:t xml:space="preserve"> </w:t>
-            </w:r>
-            <w:proofErr w:type="spellStart"/>
-            <w:r>
-              <w:rPr>
-                <w:rFonts w:cs="Times New Roman"/>
-                <w:sz w:val="16"/>
-              </w:rPr>
-              <w:t>menores</w:t>
-            </w:r>
-            <w:proofErr w:type="spellEnd"/>
+            <w:r>
+              <w:rPr>
+                <w:rFonts w:cs="Times New Roman"/>
+                <w:sz w:val="16"/>
+              </w:rPr>
+              <w:t>Contingencia para gastos menores</w:t>
+            </w:r>
           </w:p>
         </w:tc>
         <w:tc>
@@ -10817,21 +9794,7 @@
             <w:rStyle w:val="Hipervnculo"/>
             <w:rFonts w:cs="Times New Roman"/>
           </w:rPr>
-          <w:t>https://www</w:t>
-        </w:r>
-        <w:r>
-          <w:rPr>
-            <w:rStyle w:val="Hipervnculo"/>
-            <w:rFonts w:cs="Times New Roman"/>
-          </w:rPr>
-          <w:t>.</w:t>
-        </w:r>
-        <w:r>
-          <w:rPr>
-            <w:rStyle w:val="Hipervnculo"/>
-            <w:rFonts w:cs="Times New Roman"/>
-          </w:rPr>
-          <w:t>nvidia.com/en-us/geforce/technologies/dlss/</w:t>
+          <w:t>https://www.nvidia.com/en-us/geforce/technologies/dlss/</w:t>
         </w:r>
       </w:hyperlink>
     </w:p>
@@ -10909,21 +9872,7 @@
             <w:rStyle w:val="Hipervnculo"/>
             <w:rFonts w:cs="Times New Roman"/>
           </w:rPr>
-          <w:t>https://www.nvidia.com/en-us/geforce/news/dl</w:t>
-        </w:r>
-        <w:r>
-          <w:rPr>
-            <w:rStyle w:val="Hipervnculo"/>
-            <w:rFonts w:cs="Times New Roman"/>
-          </w:rPr>
-          <w:t>s</w:t>
-        </w:r>
-        <w:r>
-          <w:rPr>
-            <w:rStyle w:val="Hipervnculo"/>
-            <w:rFonts w:cs="Times New Roman"/>
-          </w:rPr>
-          <w:t>s-4-multi-frame-generation-ai-technology/</w:t>
+          <w:t>https://www.nvidia.com/en-us/geforce/news/dlss-4-multi-frame-generation-ai-technology/</w:t>
         </w:r>
       </w:hyperlink>
     </w:p>
